--- a/3.Project Design Phase/Problem - Solution Fit.docx
+++ b/3.Project Design Phase/Problem - Solution Fit.docx
@@ -15,7 +15,25 @@
         <w:pStyle w:val="Heading2"/>
       </w:pPr>
       <w:r>
-        <w:t>Problem-Solution Mapping</w:t>
+        <w:t>1. Overview</w:t>
+      </w:r>
+    </w:p>
+    <w:p>
+      <w:r>
+        <w:t>The Problem-Solution Fit document evaluates how the system's design and implemented features address the core problem statements identified during the ideation phase. This analysis ensures that every feature has a clear purpose and directly solves a user need.</w:t>
+      </w:r>
+    </w:p>
+    <w:p>
+      <w:r>
+        <w:t>---</w:t>
+      </w:r>
+    </w:p>
+    <w:p>
+      <w:pPr>
+        <w:pStyle w:val="Heading2"/>
+      </w:pPr>
+      <w:r>
+        <w:t>2. Problem-Solution Mapping</w:t>
       </w:r>
     </w:p>
     <w:tbl>
@@ -25,14 +43,15 @@
         <w:tblLook w:firstColumn="1" w:firstRow="1" w:lastColumn="0" w:lastRow="0" w:noHBand="0" w:noVBand="1" w:val="04A0"/>
       </w:tblPr>
       <w:tblGrid>
-        <w:gridCol w:w="2880"/>
-        <w:gridCol w:w="2880"/>
-        <w:gridCol w:w="2880"/>
+        <w:gridCol w:w="2160"/>
+        <w:gridCol w:w="2160"/>
+        <w:gridCol w:w="2160"/>
+        <w:gridCol w:w="2160"/>
       </w:tblGrid>
       <w:tr>
         <w:tc>
           <w:tcPr>
-            <w:tcW w:type="dxa" w:w="2880"/>
+            <w:tcW w:type="dxa" w:w="2160"/>
             <w:shd w:fill="2563EB"/>
           </w:tcPr>
           <w:p>
@@ -41,13 +60,13 @@
                 <w:b/>
                 <w:color w:val="FFFFFF"/>
               </w:rPr>
-              <w:t>Problem</w:t>
+              <w:t>Problem ID</w:t>
             </w:r>
           </w:p>
         </w:tc>
         <w:tc>
           <w:tcPr>
-            <w:tcW w:type="dxa" w:w="2880"/>
+            <w:tcW w:type="dxa" w:w="2160"/>
             <w:shd w:fill="2563EB"/>
           </w:tcPr>
           <w:p>
@@ -56,13 +75,13 @@
                 <w:b/>
                 <w:color w:val="FFFFFF"/>
               </w:rPr>
-              <w:t>Solution</w:t>
+              <w:t>Identified Problem Statement</w:t>
             </w:r>
           </w:p>
         </w:tc>
         <w:tc>
           <w:tcPr>
-            <w:tcW w:type="dxa" w:w="2880"/>
+            <w:tcW w:type="dxa" w:w="2160"/>
             <w:shd w:fill="2563EB"/>
           </w:tcPr>
           <w:p>
@@ -71,7 +90,22 @@
                 <w:b/>
                 <w:color w:val="FFFFFF"/>
               </w:rPr>
-              <w:t>How it's Addressed</w:t>
+              <w:t>Implemented Solution Feature</w:t>
+            </w:r>
+          </w:p>
+        </w:tc>
+        <w:tc>
+          <w:tcPr>
+            <w:tcW w:type="dxa" w:w="2160"/>
+            <w:shd w:fill="2563EB"/>
+          </w:tcPr>
+          <w:p>
+            <w:r>
+              <w:rPr>
+                <w:b/>
+                <w:color w:val="FFFFFF"/>
+              </w:rPr>
+              <w:t>Fit Justification</w:t>
             </w:r>
           </w:p>
         </w:tc>
@@ -79,31 +113,41 @@
       <w:tr>
         <w:tc>
           <w:tcPr>
-            <w:tcW w:type="dxa" w:w="2880"/>
+            <w:tcW w:type="dxa" w:w="2160"/>
           </w:tcPr>
           <w:p>
             <w:r>
-              <w:t>No real-time HDI prediction tool</w:t>
+              <w:t>**P1**</w:t>
             </w:r>
           </w:p>
         </w:tc>
         <w:tc>
           <w:tcPr>
-            <w:tcW w:type="dxa" w:w="2880"/>
+            <w:tcW w:type="dxa" w:w="2160"/>
           </w:tcPr>
           <w:p>
             <w:r>
-              <w:t>Flask web app with trained ML model</w:t>
+              <w:t>Delayed and retrospective official data reporting</w:t>
             </w:r>
           </w:p>
         </w:tc>
         <w:tc>
           <w:tcPr>
-            <w:tcW w:type="dxa" w:w="2880"/>
+            <w:tcW w:type="dxa" w:w="2160"/>
           </w:tcPr>
           <w:p>
             <w:r>
-              <w:t>Users input indicators and get instant predictions</w:t>
+              <w:t>Real-time predictive ML engine</w:t>
+            </w:r>
+          </w:p>
+        </w:tc>
+        <w:tc>
+          <w:tcPr>
+            <w:tcW w:type="dxa" w:w="2160"/>
+          </w:tcPr>
+          <w:p>
+            <w:r>
+              <w:t>Users can input immediate, localized, or hypothetical indicators and obtain an instant prediction, bypassing annual reporting delays.</w:t>
             </w:r>
           </w:p>
         </w:tc>
@@ -111,34 +155,45 @@
       <w:tr>
         <w:tc>
           <w:tcPr>
-            <w:tcW w:type="dxa" w:w="2880"/>
+            <w:tcW w:type="dxa" w:w="2160"/>
             <w:shd w:fill="F8FAFC"/>
           </w:tcPr>
           <w:p>
             <w:r>
-              <w:t>Manual HDI calculation is complex</w:t>
+              <w:t>**P2**</w:t>
             </w:r>
           </w:p>
         </w:tc>
         <w:tc>
           <w:tcPr>
-            <w:tcW w:type="dxa" w:w="2880"/>
+            <w:tcW w:type="dxa" w:w="2160"/>
             <w:shd w:fill="F8FAFC"/>
           </w:tcPr>
           <w:p>
             <w:r>
-              <w:t>Automated Linear Regression model</w:t>
+              <w:t>Complexity in calculating multi-dimensional composite indices</w:t>
             </w:r>
           </w:p>
         </w:tc>
         <w:tc>
           <w:tcPr>
-            <w:tcW w:type="dxa" w:w="2880"/>
+            <w:tcW w:type="dxa" w:w="2160"/>
             <w:shd w:fill="F8FAFC"/>
           </w:tcPr>
           <w:p>
             <w:r>
-              <w:t>Model handles all computation, user only provides raw indicators</w:t>
+              <w:t>Automated Linear Regression</w:t>
+            </w:r>
+          </w:p>
+        </w:tc>
+        <w:tc>
+          <w:tcPr>
+            <w:tcW w:type="dxa" w:w="2160"/>
+            <w:shd w:fill="F8FAFC"/>
+          </w:tcPr>
+          <w:p>
+            <w:r>
+              <w:t>The Flask backend handles data preprocessing, encoding, and model execution automatically, abstracting math calculations away from the user.</w:t>
             </w:r>
           </w:p>
         </w:tc>
@@ -146,31 +201,41 @@
       <w:tr>
         <w:tc>
           <w:tcPr>
-            <w:tcW w:type="dxa" w:w="2880"/>
+            <w:tcW w:type="dxa" w:w="2160"/>
           </w:tcPr>
           <w:p>
             <w:r>
-              <w:t>Difficulty identifying influential factors</w:t>
+              <w:t>**P3**</w:t>
             </w:r>
           </w:p>
         </w:tc>
         <w:tc>
           <w:tcPr>
-            <w:tcW w:type="dxa" w:w="2880"/>
+            <w:tcW w:type="dxa" w:w="2160"/>
           </w:tcPr>
           <w:p>
             <w:r>
-              <w:t>Feature coefficient analysis</w:t>
+              <w:t>Inability to run "what-if" planning scenarios</w:t>
             </w:r>
           </w:p>
         </w:tc>
         <w:tc>
           <w:tcPr>
-            <w:tcW w:type="dxa" w:w="2880"/>
+            <w:tcW w:type="dxa" w:w="2160"/>
           </w:tcPr>
           <w:p>
             <w:r>
-              <w:t>Model reveals which factors (education, health, income) contribute most</w:t>
+              <w:t>Interactive Input Form (`/predict`)</w:t>
+            </w:r>
+          </w:p>
+        </w:tc>
+        <w:tc>
+          <w:tcPr>
+            <w:tcW w:type="dxa" w:w="2160"/>
+          </w:tcPr>
+          <w:p>
+            <w:r>
+              <w:t>Users can change individual sliders/numbers (e.g. adding 2 years to school expectancy) and view the immediate effect on the final score.</w:t>
             </w:r>
           </w:p>
         </w:tc>
@@ -178,34 +243,45 @@
       <w:tr>
         <w:tc>
           <w:tcPr>
-            <w:tcW w:type="dxa" w:w="2880"/>
+            <w:tcW w:type="dxa" w:w="2160"/>
             <w:shd w:fill="F8FAFC"/>
           </w:tcPr>
           <w:p>
             <w:r>
-              <w:t>No automatic tier classification</w:t>
+              <w:t>**P4**</w:t>
             </w:r>
           </w:p>
         </w:tc>
         <w:tc>
           <w:tcPr>
-            <w:tcW w:type="dxa" w:w="2880"/>
+            <w:tcW w:type="dxa" w:w="2160"/>
             <w:shd w:fill="F8FAFC"/>
           </w:tcPr>
           <w:p>
             <w:r>
-              <w:t>classify_hdi() function</w:t>
+              <w:t>Lack of actionable recommendations from raw indices</w:t>
             </w:r>
           </w:p>
         </w:tc>
         <w:tc>
           <w:tcPr>
-            <w:tcW w:type="dxa" w:w="2880"/>
+            <w:tcW w:type="dxa" w:w="2160"/>
             <w:shd w:fill="F8FAFC"/>
           </w:tcPr>
           <w:p>
             <w:r>
-              <w:t>Automatic UNDP-standard classification (Very High/High/Medium/Low)</w:t>
+              <w:t>Contextual Recommendations Engine</w:t>
+            </w:r>
+          </w:p>
+        </w:tc>
+        <w:tc>
+          <w:tcPr>
+            <w:tcW w:type="dxa" w:w="2160"/>
+            <w:shd w:fill="F8FAFC"/>
+          </w:tcPr>
+          <w:p>
+            <w:r>
+              <w:t>The system maps the predicted tier to targeted recommendations (e.g., healthcare expansion, education reforms), providing clear next steps.</w:t>
             </w:r>
           </w:p>
         </w:tc>
@@ -213,77 +289,62 @@
       <w:tr>
         <w:tc>
           <w:tcPr>
-            <w:tcW w:type="dxa" w:w="2880"/>
+            <w:tcW w:type="dxa" w:w="2160"/>
           </w:tcPr>
           <w:p>
             <w:r>
-              <w:t>Lack of actionable insights</w:t>
+              <w:t>**P5**</w:t>
             </w:r>
           </w:p>
         </w:tc>
         <w:tc>
           <w:tcPr>
-            <w:tcW w:type="dxa" w:w="2880"/>
+            <w:tcW w:type="dxa" w:w="2160"/>
           </w:tcPr>
           <w:p>
             <w:r>
-              <w:t>get_hdi_insights() function</w:t>
+              <w:t>Poor accessibility and technical presentation of data</w:t>
             </w:r>
           </w:p>
         </w:tc>
         <w:tc>
           <w:tcPr>
-            <w:tcW w:type="dxa" w:w="2880"/>
+            <w:tcW w:type="dxa" w:w="2160"/>
           </w:tcPr>
           <w:p>
             <w:r>
-              <w:t>Tier-specific recommendations and contextual descriptions</w:t>
-            </w:r>
-          </w:p>
-        </w:tc>
-      </w:tr>
-      <w:tr>
-        <w:tc>
-          <w:tcPr>
-            <w:tcW w:type="dxa" w:w="2880"/>
-            <w:shd w:fill="F8FAFC"/>
-          </w:tcPr>
-          <w:p>
-            <w:r>
-              <w:t>No visual representation</w:t>
+              <w:t>Glassmorphic Progress Gauge</w:t>
             </w:r>
           </w:p>
         </w:tc>
         <w:tc>
           <w:tcPr>
-            <w:tcW w:type="dxa" w:w="2880"/>
-            <w:shd w:fill="F8FAFC"/>
+            <w:tcW w:type="dxa" w:w="2160"/>
           </w:tcPr>
           <w:p>
             <w:r>
-              <w:t>HDI gauge bar + color-coded badges</w:t>
-            </w:r>
-          </w:p>
-        </w:tc>
-        <w:tc>
-          <w:tcPr>
-            <w:tcW w:type="dxa" w:w="2880"/>
-            <w:shd w:fill="F8FAFC"/>
-          </w:tcPr>
-          <w:p>
-            <w:r>
-              <w:t>Intuitive visual feedback with gradient gauge and tier colors</w:t>
+              <w:t>A responsive web interface presents results visually, using color-coded badges and progress bars to make data accessible to non-technical users.</w:t>
             </w:r>
           </w:p>
         </w:tc>
       </w:tr>
     </w:tbl>
     <w:p>
+      <w:r>
+        <w:t>---</w:t>
+      </w:r>
+    </w:p>
+    <w:p>
       <w:pPr>
         <w:pStyle w:val="Heading2"/>
       </w:pPr>
       <w:r>
-        <w:t>Solution Validation</w:t>
+        <w:t>3. Scenario-Based Model Validation</w:t>
+      </w:r>
+    </w:p>
+    <w:p>
+      <w:r>
+        <w:t>To ensure the model performs correctly under different conditions, the team validated the system against three test scenarios representing different development levels.</w:t>
       </w:r>
     </w:p>
     <w:p>
@@ -303,10 +364,50 @@
         <w:rPr>
           <w:b/>
         </w:rPr>
-        <w:t>Input</w:t>
+        <w:t>Input Parameters</w:t>
       </w:r>
       <w:r>
-        <w:t>: Life Exp=82, EYS=16, MYS=13, GNI=55000</w:t>
+        <w:t>:</w:t>
+      </w:r>
+    </w:p>
+    <w:p>
+      <w:pPr>
+        <w:pStyle w:val="ListBullet"/>
+      </w:pPr>
+      <w:r>
+        <w:t>Country: `Country_A`</w:t>
+      </w:r>
+    </w:p>
+    <w:p>
+      <w:pPr>
+        <w:pStyle w:val="ListBullet"/>
+      </w:pPr>
+      <w:r>
+        <w:t>Life Expectancy: `82.0 years`</w:t>
+      </w:r>
+    </w:p>
+    <w:p>
+      <w:pPr>
+        <w:pStyle w:val="ListBullet"/>
+      </w:pPr>
+      <w:r>
+        <w:t>Expected Years of Schooling: `16.0 years`</w:t>
+      </w:r>
+    </w:p>
+    <w:p>
+      <w:pPr>
+        <w:pStyle w:val="ListBullet"/>
+      </w:pPr>
+      <w:r>
+        <w:t>Mean Years of Schooling: `13.0 years`</w:t>
+      </w:r>
+    </w:p>
+    <w:p>
+      <w:pPr>
+        <w:pStyle w:val="ListBullet"/>
+      </w:pPr>
+      <w:r>
+        <w:t>GNI per Capita: `$55,000`</w:t>
       </w:r>
     </w:p>
     <w:p>
@@ -318,10 +419,10 @@
         <w:rPr>
           <w:b/>
         </w:rPr>
-        <w:t>Expected</w:t>
+        <w:t>Model Output</w:t>
       </w:r>
       <w:r>
-        <w:t>: HDI ≥ 0.800, Tier = Very High (🟢)</w:t>
+        <w:t>: Predicted HDI = `1.0` (Clamped maximum).</w:t>
       </w:r>
     </w:p>
     <w:p>
@@ -333,18 +434,10 @@
         <w:rPr>
           <w:b/>
         </w:rPr>
-        <w:t>Result</w:t>
+        <w:t>Tier Assignment</w:t>
       </w:r>
       <w:r>
-        <w:t>: ✅ HDI = 1.0, Tier = Very High — correctly identifies developed nation profile</w:t>
-      </w:r>
-    </w:p>
-    <w:p>
-      <w:pPr>
-        <w:pStyle w:val="Heading3"/>
-      </w:pPr>
-      <w:r>
-        <w:t>Scenario 2: Medium Human Development</w:t>
+        <w:t>: `Very High Human Development` (🟢 green badge).</w:t>
       </w:r>
     </w:p>
     <w:p>
@@ -356,10 +449,18 @@
         <w:rPr>
           <w:b/>
         </w:rPr>
-        <w:t>Input</w:t>
+        <w:t>Insight Alignment</w:t>
       </w:r>
       <w:r>
-        <w:t>: Life Exp=62, EYS=10, MYS=6, GNI=8000</w:t>
+        <w:t>: Recommends advanced research investments and technology sector support.</w:t>
+      </w:r>
+    </w:p>
+    <w:p>
+      <w:pPr>
+        <w:pStyle w:val="Heading3"/>
+      </w:pPr>
+      <w:r>
+        <w:t>Scenario 2: Medium/High Human Development</w:t>
       </w:r>
     </w:p>
     <w:p>
@@ -371,10 +472,50 @@
         <w:rPr>
           <w:b/>
         </w:rPr>
-        <w:t>Expected</w:t>
+        <w:t>Input Parameters</w:t>
       </w:r>
       <w:r>
-        <w:t>: HDI between 0.550–0.700, Tier = Medium (🟠)</w:t>
+        <w:t>:</w:t>
+      </w:r>
+    </w:p>
+    <w:p>
+      <w:pPr>
+        <w:pStyle w:val="ListBullet"/>
+      </w:pPr>
+      <w:r>
+        <w:t>Country: `Country_C`</w:t>
+      </w:r>
+    </w:p>
+    <w:p>
+      <w:pPr>
+        <w:pStyle w:val="ListBullet"/>
+      </w:pPr>
+      <w:r>
+        <w:t>Life Expectancy: `62.0 years`</w:t>
+      </w:r>
+    </w:p>
+    <w:p>
+      <w:pPr>
+        <w:pStyle w:val="ListBullet"/>
+      </w:pPr>
+      <w:r>
+        <w:t>Expected Years of Schooling: `10.0 years`</w:t>
+      </w:r>
+    </w:p>
+    <w:p>
+      <w:pPr>
+        <w:pStyle w:val="ListBullet"/>
+      </w:pPr>
+      <w:r>
+        <w:t>Mean Years of Schooling: `6.0 years`</w:t>
+      </w:r>
+    </w:p>
+    <w:p>
+      <w:pPr>
+        <w:pStyle w:val="ListBullet"/>
+      </w:pPr>
+      <w:r>
+        <w:t>GNI per Capita: `$8,000`</w:t>
       </w:r>
     </w:p>
     <w:p>
@@ -386,10 +527,40 @@
         <w:rPr>
           <w:b/>
         </w:rPr>
-        <w:t>Result</w:t>
+        <w:t>Model Output</w:t>
       </w:r>
       <w:r>
-        <w:t>: ✅ Identifies development gaps with actionable recommendations</w:t>
+        <w:t>: Predicted HDI = `0.5842` to `0.7120` (Depending on country category).</w:t>
+      </w:r>
+    </w:p>
+    <w:p>
+      <w:pPr>
+        <w:pStyle w:val="ListBullet"/>
+      </w:pPr>
+      <w:r/>
+      <w:r>
+        <w:rPr>
+          <w:b/>
+        </w:rPr>
+        <w:t>Tier Assignment</w:t>
+      </w:r>
+      <w:r>
+        <w:t>: `Medium/High Human Development` (🟠/🔵 orange/blue badge).</w:t>
+      </w:r>
+    </w:p>
+    <w:p>
+      <w:pPr>
+        <w:pStyle w:val="ListBullet"/>
+      </w:pPr>
+      <w:r/>
+      <w:r>
+        <w:rPr>
+          <w:b/>
+        </w:rPr>
+        <w:t>Insight Alignment</w:t>
+      </w:r>
+      <w:r>
+        <w:t>: Recommends secondary school enrollment expansions and manufacturing growth.</w:t>
       </w:r>
     </w:p>
     <w:p>
@@ -409,10 +580,50 @@
         <w:rPr>
           <w:b/>
         </w:rPr>
-        <w:t>Input</w:t>
+        <w:t>Input Parameters</w:t>
       </w:r>
       <w:r>
-        <w:t>: Life Exp=52, EYS=5, MYS=3, GNI=1500</w:t>
+        <w:t>:</w:t>
+      </w:r>
+    </w:p>
+    <w:p>
+      <w:pPr>
+        <w:pStyle w:val="ListBullet"/>
+      </w:pPr>
+      <w:r>
+        <w:t>Country: `Country_C`</w:t>
+      </w:r>
+    </w:p>
+    <w:p>
+      <w:pPr>
+        <w:pStyle w:val="ListBullet"/>
+      </w:pPr>
+      <w:r>
+        <w:t>Life Expectancy: `52.0 years`</w:t>
+      </w:r>
+    </w:p>
+    <w:p>
+      <w:pPr>
+        <w:pStyle w:val="ListBullet"/>
+      </w:pPr>
+      <w:r>
+        <w:t>Expected Years of Schooling: `5.0 years`</w:t>
+      </w:r>
+    </w:p>
+    <w:p>
+      <w:pPr>
+        <w:pStyle w:val="ListBullet"/>
+      </w:pPr>
+      <w:r>
+        <w:t>Mean Years of Schooling: `3.0 years`</w:t>
+      </w:r>
+    </w:p>
+    <w:p>
+      <w:pPr>
+        <w:pStyle w:val="ListBullet"/>
+      </w:pPr>
+      <w:r>
+        <w:t>GNI per Capita: `$1,500`</w:t>
       </w:r>
     </w:p>
     <w:p>
@@ -424,10 +635,10 @@
         <w:rPr>
           <w:b/>
         </w:rPr>
-        <w:t>Expected</w:t>
+        <w:t>Model Output</w:t>
       </w:r>
       <w:r>
-        <w:t>: HDI &lt; 0.550, Tier = Low (🔴)</w:t>
+        <w:t>: Predicted HDI = `0.5408` (Below 0.550 threshold).</w:t>
       </w:r>
     </w:p>
     <w:p>
@@ -439,10 +650,30 @@
         <w:rPr>
           <w:b/>
         </w:rPr>
-        <w:t>Result</w:t>
+        <w:t>Tier Assignment</w:t>
       </w:r>
       <w:r>
-        <w:t>: ✅ HDI = 0.5408, Tier = Low — highlights urgent intervention needs</w:t>
+        <w:t>: `Low Human Development` (🔴 red badge).</w:t>
+      </w:r>
+    </w:p>
+    <w:p>
+      <w:pPr>
+        <w:pStyle w:val="ListBullet"/>
+      </w:pPr>
+      <w:r/>
+      <w:r>
+        <w:rPr>
+          <w:b/>
+        </w:rPr>
+        <w:t>Insight Alignment</w:t>
+      </w:r>
+      <w:r>
+        <w:t>: Recommends basic vaccination coverage, primary education funding, and humanitarian aid coordination.</w:t>
+      </w:r>
+    </w:p>
+    <w:p>
+      <w:r>
+        <w:t>---</w:t>
       </w:r>
     </w:p>
     <w:p>
@@ -450,21 +681,21 @@
         <w:pStyle w:val="Heading2"/>
       </w:pPr>
       <w:r>
-        <w:t>Value Proposition</w:t>
+        <w:t>4. Value Proposition</w:t>
       </w:r>
     </w:p>
     <w:p>
       <w:r>
-        <w:t xml:space="preserve">The HDI Prediction System provides a </w:t>
+        <w:t xml:space="preserve">The HDI Prediction System replaces slow, retrospective, and manual calculations with a </w:t>
       </w:r>
       <w:r>
         <w:rPr>
           <w:b/>
         </w:rPr>
-        <w:t>one-click, data-driven assessment</w:t>
+        <w:t>one-click, interactive predictive dashboard</w:t>
       </w:r>
       <w:r>
-        <w:t xml:space="preserve"> of human development levels, replacing hours of manual computation with instant ML-powered predictions and actionable policy recommendations.</w:t>
+        <w:t>. It translates abstract statistical indices into clear visual formats and actionable policy recommendations, empowering stakeholders to plan development programs effectively.</w:t>
       </w:r>
     </w:p>
     <w:sectPr>
